--- a/tuntitutka/downloads/nayttosuunnitelma.docx
+++ b/tuntitutka/downloads/nayttosuunnitelma.docx
@@ -1164,7 +1164,7 @@
                 <w:sz w:val="19"/>
                 <w:szCs w:val="19"/>
               </w:rPr>
-              <w:t xml:space="preserve">v1.0-rc1 tagattuna julkisessa osoitteessa, oma asennuspöytäkirja, ulkopuolisen testauspöytäkirja ja estävät issueina.</w:t>
+              <w:t xml:space="preserve">v1.0-rc1 merkittynä tagilla ja julkisessa osoitteessa, oma asennuspöytäkirja, ulkopuolisen testauspöytäkirja ja estävät issueina.</w:t>
             </w:r>
           </w:p>
         </w:tc>
@@ -1235,7 +1235,7 @@
                 <w:sz w:val="19"/>
                 <w:szCs w:val="19"/>
               </w:rPr>
-              <w:t xml:space="preserve">Estävät korjattu täydellisenä ketjuna, v1.0 tagattuna ja julkaistuna, savutesti ajettuna, julkaisutiedote ja luovutusviesti repossa.</w:t>
+              <w:t xml:space="preserve">Estävät korjattu täydellisenä ketjuna, v1.0 merkittynä tagilla ja julkaistuna, savutesti ajettuna, julkaisutiedote ja luovutusviesti repossa.</w:t>
             </w:r>
           </w:p>
         </w:tc>
@@ -3331,7 +3331,7 @@
                 <w:sz w:val="19"/>
                 <w:szCs w:val="19"/>
               </w:rPr>
-              <w:t xml:space="preserve">Palautemuutos feature-haarassa, pull request, itsekatselmointi, konfliktin ratkaisu ja merge pääversioon</w:t>
+              <w:t xml:space="preserve">Palautemuutos ominaisuushaarassa, pull request, itsekatselmointi, konfliktin ratkaisu ja merge pääversioon</w:t>
             </w:r>
           </w:p>
         </w:tc>
@@ -4369,7 +4369,7 @@
           <w:sz w:val="20"/>
           <w:szCs w:val="20"/>
         </w:rPr>
-        <w:t xml:space="preserve">project-docs/suunnitelma.md, projektipaivakirja.md ja ai-loki.md — päiväkirja committattuna viikoittain.</w:t>
+        <w:t xml:space="preserve">project-docs/suunnitelma.md, projektipaivakirja.md ja ai-loki.md — päiväkirjasta on commit joka viikolta.</w:t>
       </w:r>
     </w:p>
     <w:p>

--- a/tuntitutka/downloads/nayttosuunnitelma.docx
+++ b/tuntitutka/downloads/nayttosuunnitelma.docx
@@ -77,7 +77,7 @@
           <w:sz w:val="21"/>
           <w:szCs w:val="21"/>
         </w:rPr>
-        <w:t xml:space="preserve">Näyttö kattaa kolme tutkinnon osaa: Ohjelmointi (45 osp, 11 vaatimusta), Ohjelmistokehittäjänä toimiminen (45 osp, 14 vaatimusta) ja Ohjelmiston toteuttaminen ohjelmistokomponenttikirjastolla (30 osp, 7 vaatimusta) — yhteensä 32 osaamisvaatimusta.</w:t>
+        <w:t xml:space="preserve">Näyttö kattaa kolme tutkinnon osaa: Ohjelmointi (45 osp, 11 vaatimusta), Ohjelmistokehittäjänä toimiminen (45 osp, 14 vaatimusta) ja Ohjelmiston toteuttaminen ohjelmistokomponenttikirjastolla (30 osp, 7 vaatimusta). Yhteensä 32 osaamisvaatimusta.</w:t>
       </w:r>
     </w:p>
     <w:p>
@@ -2182,7 +2182,7 @@
                 <w:sz w:val="19"/>
                 <w:szCs w:val="19"/>
               </w:rPr>
-              <w:t xml:space="preserve">Katselmointi: täyttääkö toteutus käyttäjätarinat, mitä muutetaan ennen seuraavaa versiota — muistio ja priorisoitu muutoslista</w:t>
+              <w:t xml:space="preserve">Katselmointi: täyttääkö toteutus käyttäjätarinat, mitä muutetaan ennen seuraavaa versiota; muistio ja priorisoitu muutoslista</w:t>
             </w:r>
           </w:p>
         </w:tc>
@@ -2601,7 +2601,7 @@
                 <w:sz w:val="19"/>
                 <w:szCs w:val="19"/>
               </w:rPr>
-              <w:t xml:space="preserve">Kaksi katselmointia: väliversion asiakaskatselmointi ja julkaisuehdokkaan julkaisutestaus — palaute ja sovitut muutokset kirjattuina</w:t>
+              <w:t xml:space="preserve">Kaksi katselmointia: väliversion asiakaskatselmointi ja julkaisuehdokkaan julkaisutestaus; palaute ja sovitut muutokset kirjattuina</w:t>
             </w:r>
           </w:p>
         </w:tc>
@@ -3750,7 +3750,7 @@
                 <w:sz w:val="19"/>
                 <w:szCs w:val="19"/>
               </w:rPr>
-              <w:t xml:space="preserve">Komponentit, propsit, tapahtumat, lomakesidonnat, ehdollinen renderöinti ja store istuntotilalle — osoitettuna kirjaus- ja raporttinäkymissä</w:t>
+              <w:t xml:space="preserve">Komponentit, propsit, tapahtumat, lomakesidonnat, ehdollinen renderöinti ja store istuntotilalle; osoitettuna kirjaus- ja raporttinäkymissä</w:t>
             </w:r>
           </w:p>
         </w:tc>
@@ -4369,7 +4369,7 @@
           <w:sz w:val="20"/>
           <w:szCs w:val="20"/>
         </w:rPr>
-        <w:t xml:space="preserve">project-docs/suunnitelma.md, projektipaivakirja.md ja ai-loki.md — päiväkirjasta on commit joka viikolta.</w:t>
+        <w:t xml:space="preserve">project-docs/suunnitelma.md, projektipaivakirja.md ja ai-loki.md. Päiväkirjasta on commit joka viikolta.</w:t>
       </w:r>
     </w:p>
     <w:p>
@@ -4532,7 +4532,7 @@
           <w:sz w:val="20"/>
           <w:szCs w:val="20"/>
         </w:rPr>
-        <w:t xml:space="preserve">Periaate 'yhteenvedot lasketaan, ei tallenneta' päätetään tietomallissa (työviikko 2), todennetaan done-ehdossa (8) ja testataan (T03, T06, T07). Jos opiskelija ehdottaa summataulua suorituskyvyn takia, pyydä perustelu mittauksella — tässä datamäärässä sitä ei ole.</w:t>
+        <w:t xml:space="preserve">Periaate 'yhteenvedot lasketaan, ei tallenneta' päätetään tietomallissa (työviikko 2), todennetaan done-ehdossa (8) ja testataan (T03, T06, T07). Jos opiskelija ehdottaa summataulua suorituskyvyn takia, pyydä perustelu mittauksella. Tässä datamäärässä sitä ei ole.</w:t>
       </w:r>
     </w:p>
     <w:p>

--- a/tuntitutka/downloads/nayttosuunnitelma.docx
+++ b/tuntitutka/downloads/nayttosuunnitelma.docx
@@ -1354,7 +1354,7 @@
           <w:bCs/>
           <w:color w:val="155e75"/>
         </w:rPr>
-        <w:t xml:space="preserve">Ohjelmointi · 11 vaatimusta</w:t>
+        <w:t xml:space="preserve">Ohjelmointi</w:t>
       </w:r>
     </w:p>
     <w:tbl>
@@ -2284,7 +2284,7 @@
           <w:bCs/>
           <w:color w:val="155e75"/>
         </w:rPr>
-        <w:t xml:space="preserve">Ohjelmistokehittäjänä toimiminen · 14 vaatimusta</w:t>
+        <w:t xml:space="preserve">Ohjelmistokehittäjänä toimiminen</w:t>
       </w:r>
     </w:p>
     <w:tbl>
@@ -3433,7 +3433,7 @@
           <w:bCs/>
           <w:color w:val="155e75"/>
         </w:rPr>
-        <w:t xml:space="preserve">Ohjelmiston toteuttaminen ohjelmistokomponenttikirjastolla · 7 vaatimusta</w:t>
+        <w:t xml:space="preserve">Ohjelmiston toteuttaminen ohjelmistokomponenttikirjastolla</w:t>
       </w:r>
     </w:p>
     <w:tbl>
